--- a/specs/043-oda-standard-mode/manual.docx
+++ b/specs/043-oda-standard-mode/manual.docx
@@ -684,11 +684,11 @@
               <a:graphicData uri="http://schemas.openxmlformats.org/drawingml/2006/picture">
                 <pic:pic>
                   <pic:nvPicPr>
-                    <pic:cNvPr id="0" name="demo-07-oda-gate-waived.png"/>
+                    <pic:cNvPr id="0" name="demo-08-oda-artifacts.png"/>
                     <pic:cNvPicPr/>
                   </pic:nvPicPr>
                   <pic:blipFill>
-                    <a:blip r:embed="rId15"/>
+                    <a:blip r:embed="rId16"/>
                     <a:stretch>
                       <a:fillRect/>
                     </a:stretch>
@@ -729,7 +729,210 @@
           <w:color w:val="2B6CB0"/>
           <w:sz w:val="19"/>
         </w:rPr>
-        <w:t>💡 이후 Plan → Impact → Tasks → 구현 → 검증은 기존 Proposal 생애주기와 동일합니다.</w:t>
+        <w:t>💡 ‘Plan 단계로 진행’을 누르면 제출(DRAFT→SUBMITTED)되며, 게이트가 차단 상태면 이때도 막힙니다.</w:t>
+      </w:r>
+    </w:p>
+    <w:p>
+      <w:pPr>
+        <w:pStyle w:val="Heading2"/>
+      </w:pPr>
+      <w:r>
+        <w:t>STEP 9. Plan 단계 (Constitution 기반 구현계획)</w:t>
+      </w:r>
+    </w:p>
+    <w:p>
+      <w:r>
+        <w:t>제출 후 Plan 탭에서는 041 Constitution 기반 구현계획이 그대로 표시됩니다 — 배포 환경(Kubernetes + ODA Canvas), Ingress(Istio Gateway), Service Mesh, 프론트엔드, 레포 매핑, 컨텍스트 간 연동(QUERY/EVENT)과 메시징 채널(Kafka). ODA 모드 전용 분기는 없습니다.</w:t>
+      </w:r>
+    </w:p>
+    <w:p>
+      <w:pPr>
+        <w:jc w:val="center"/>
+      </w:pPr>
+      <w:r>
+        <w:drawing>
+          <wp:inline xmlns:a="http://schemas.openxmlformats.org/drawingml/2006/main" xmlns:pic="http://schemas.openxmlformats.org/drawingml/2006/picture">
+            <wp:extent cx="5669280" cy="3543300"/>
+            <wp:docPr id="9" name="Picture 9"/>
+            <wp:cNvGraphicFramePr>
+              <a:graphicFrameLocks noChangeAspect="1"/>
+            </wp:cNvGraphicFramePr>
+            <a:graphic>
+              <a:graphicData uri="http://schemas.openxmlformats.org/drawingml/2006/picture">
+                <pic:pic>
+                  <pic:nvPicPr>
+                    <pic:cNvPr id="0" name="demo-09-oda-plan-stage.png"/>
+                    <pic:cNvPicPr/>
+                  </pic:nvPicPr>
+                  <pic:blipFill>
+                    <a:blip r:embed="rId17"/>
+                    <a:stretch>
+                      <a:fillRect/>
+                    </a:stretch>
+                  </pic:blipFill>
+                  <pic:spPr>
+                    <a:xfrm>
+                      <a:off x="0" y="0"/>
+                      <a:ext cx="5669280" cy="3543300"/>
+                    </a:xfrm>
+                    <a:prstGeom prst="rect"/>
+                  </pic:spPr>
+                </pic:pic>
+              </a:graphicData>
+            </a:graphic>
+          </wp:inline>
+        </w:drawing>
+      </w:r>
+    </w:p>
+    <w:p>
+      <w:pPr>
+        <w:jc w:val="center"/>
+      </w:pPr>
+      <w:r>
+        <w:rPr>
+          <w:i/>
+          <w:color w:val="718096"/>
+          <w:sz w:val="18"/>
+        </w:rPr>
+        <w:t>▲ STEP 9. Plan 단계 (Constitution 기반 구현계획)</w:t>
+      </w:r>
+    </w:p>
+    <w:p>
+      <w:pPr>
+        <w:ind w:left="454"/>
+      </w:pPr>
+      <w:r>
+        <w:rPr>
+          <w:color w:val="2B6CB0"/>
+          <w:sz w:val="19"/>
+        </w:rPr>
+        <w:t>💡 ODA 산출물이 표준 diff 로 수렴했기에 기존 Plan 화면이 무분기로 동작합니다(FR-013).</w:t>
+      </w:r>
+    </w:p>
+    <w:p>
+      <w:pPr>
+        <w:pStyle w:val="Heading2"/>
+      </w:pPr>
+      <w:r>
+        <w:t>STEP 10. Impact Map — 수렴된 전술 설계</w:t>
+      </w:r>
+    </w:p>
+    <w:p>
+      <w:r>
+        <w:t>Impact Map 탭은 표준 tacticalDiff 로 수렴된 전술 설계(ProductOrder 애그리거트·ExpediteOrder 명령·ProductOrderExpedited 이벤트)와 영향도를 보여줍니다. 하단 ‘샌드박스 구현 열기’가 구현 진입점입니다.</w:t>
+      </w:r>
+    </w:p>
+    <w:p>
+      <w:pPr>
+        <w:jc w:val="center"/>
+      </w:pPr>
+      <w:r>
+        <w:drawing>
+          <wp:inline xmlns:a="http://schemas.openxmlformats.org/drawingml/2006/main" xmlns:pic="http://schemas.openxmlformats.org/drawingml/2006/picture">
+            <wp:extent cx="5669280" cy="3543300"/>
+            <wp:docPr id="10" name="Picture 10"/>
+            <wp:cNvGraphicFramePr>
+              <a:graphicFrameLocks noChangeAspect="1"/>
+            </wp:cNvGraphicFramePr>
+            <a:graphic>
+              <a:graphicData uri="http://schemas.openxmlformats.org/drawingml/2006/picture">
+                <pic:pic>
+                  <pic:nvPicPr>
+                    <pic:cNvPr id="0" name="demo-10-oda-impact-converged.png"/>
+                    <pic:cNvPicPr/>
+                  </pic:nvPicPr>
+                  <pic:blipFill>
+                    <a:blip r:embed="rId18"/>
+                    <a:stretch>
+                      <a:fillRect/>
+                    </a:stretch>
+                  </pic:blipFill>
+                  <pic:spPr>
+                    <a:xfrm>
+                      <a:off x="0" y="0"/>
+                      <a:ext cx="5669280" cy="3543300"/>
+                    </a:xfrm>
+                    <a:prstGeom prst="rect"/>
+                  </pic:spPr>
+                </pic:pic>
+              </a:graphicData>
+            </a:graphic>
+          </wp:inline>
+        </w:drawing>
+      </w:r>
+    </w:p>
+    <w:p>
+      <w:pPr>
+        <w:jc w:val="center"/>
+      </w:pPr>
+      <w:r>
+        <w:rPr>
+          <w:i/>
+          <w:color w:val="718096"/>
+          <w:sz w:val="18"/>
+        </w:rPr>
+        <w:t>▲ STEP 10. Impact Map — 수렴된 전술 설계</w:t>
+      </w:r>
+    </w:p>
+    <w:p>
+      <w:pPr>
+        <w:ind w:left="454"/>
+      </w:pPr>
+      <w:r>
+        <w:rPr>
+          <w:color w:val="2B6CB0"/>
+          <w:sz w:val="19"/>
+        </w:rPr>
+        <w:t>💡 여기까지가 ODA 표준 모드가 더하는 앞단이며, 이후는 기존 생애주기와 동일합니다.</w:t>
+      </w:r>
+    </w:p>
+    <w:p>
+      <w:pPr>
+        <w:pStyle w:val="Heading2"/>
+      </w:pPr>
+      <w:r>
+        <w:t>STEP 11. 구현(Implement) 단계</w:t>
+      </w:r>
+    </w:p>
+    <w:p>
+      <w:r>
+        <w:t>구현 단계는 ODA 표준 모드 전용 화면이 없습니다. Impact Map 의 ‘샌드박스 구현 열기’를 누르면 기존 Proposal 생애주기를 그대로 사용합니다 — 대상 프로젝트의 git worktree 샌드박스에서 Code 탭의 Claude Code 셀로 구현하고, 완료 후 Dual Merge(코드 머지 + 그래프 업데이트)로 반영합니다.</w:t>
+      </w:r>
+    </w:p>
+    <w:p>
+      <w:pPr>
+        <w:pStyle w:val="ListBullet"/>
+      </w:pPr>
+      <w:r>
+        <w:t>표준 tacticalDiff 수렴 덕분에 샌드박스·구현·검증·수락이 분기 없이 동작합니다(SC-008).</w:t>
+      </w:r>
+    </w:p>
+    <w:p>
+      <w:pPr>
+        <w:pStyle w:val="ListBullet"/>
+      </w:pPr>
+      <w:r>
+        <w:t>적합성 게이트는 제출 시 강제되므로, FAIL+미면제 상태면 구현까지 진행되지 않습니다.</w:t>
+      </w:r>
+    </w:p>
+    <w:p>
+      <w:pPr>
+        <w:pStyle w:val="ListBullet"/>
+      </w:pPr>
+      <w:r>
+        <w:t>BDD .feature 산출물은 검증 계약으로 활용되며, 실제 배포·BDD 실행은 oda-componentize 영역입니다.</w:t>
+      </w:r>
+    </w:p>
+    <w:p>
+      <w:pPr>
+        <w:ind w:left="454"/>
+      </w:pPr>
+      <w:r>
+        <w:rPr>
+          <w:color w:val="2B6CB0"/>
+          <w:sz w:val="19"/>
+        </w:rPr>
+        <w:t>💡 구현·검증·수락 화면은 모드와 무관하게 동일하므로 본 매뉴얼에서는 진입점까지만 다룹니다.</w:t>
       </w:r>
     </w:p>
     <w:p>
